--- a/Письмова згода.docx
+++ b/Письмова згода.docx
@@ -170,6 +170,9 @@
       <w:pPr>
         <w:ind w:firstLine="709"/>
         <w:jc w:val="both"/>
+        <w:rPr>
+          <w:lang w:val="en-UA"/>
+        </w:rPr>
       </w:pPr>
       <w:r>
         <w:t xml:space="preserve">Дійсним Вам доповідаю, що мною та </w:t>
@@ -182,107 +185,23 @@
       <w:r>
         <w:t xml:space="preserve"> центром “Азов” для подальшого проходження служби на посаді </w:t>
       </w:r>
-      <w:proofErr w:type="spellStart"/>
-      <w:r>
-        <w:rPr>
-          <w:lang w:val="ru-RU"/>
-        </w:rPr>
-        <w:t>старш</w:t>
-      </w:r>
-      <w:proofErr w:type="spellEnd"/>
-      <w:r>
-        <w:t>ого</w:t>
-      </w:r>
-      <w:r>
-        <w:rPr>
-          <w:lang w:val="ru-RU"/>
-        </w:rPr>
-        <w:t xml:space="preserve"> оператор</w:t>
-      </w:r>
-      <w:r>
-        <w:t>а</w:t>
-      </w:r>
-      <w:r>
-        <w:rPr>
-          <w:lang w:val="ru-RU"/>
-        </w:rPr>
-        <w:t xml:space="preserve"> </w:t>
-      </w:r>
-      <w:proofErr w:type="spellStart"/>
-      <w:r>
-        <w:rPr>
-          <w:lang w:val="ru-RU"/>
-        </w:rPr>
-        <w:t>відділення</w:t>
-      </w:r>
-      <w:proofErr w:type="spellEnd"/>
-      <w:r>
-        <w:rPr>
-          <w:lang w:val="ru-RU"/>
-        </w:rPr>
-        <w:t xml:space="preserve"> </w:t>
-      </w:r>
-      <w:proofErr w:type="spellStart"/>
-      <w:r>
-        <w:rPr>
-          <w:lang w:val="ru-RU"/>
-        </w:rPr>
-        <w:t>управління</w:t>
-      </w:r>
-      <w:proofErr w:type="spellEnd"/>
-      <w:r>
-        <w:rPr>
-          <w:lang w:val="ru-RU"/>
-        </w:rPr>
-        <w:t xml:space="preserve"> пункту </w:t>
-      </w:r>
-      <w:proofErr w:type="spellStart"/>
-      <w:r>
-        <w:rPr>
-          <w:lang w:val="ru-RU"/>
-        </w:rPr>
-        <w:t>управління</w:t>
-      </w:r>
-      <w:proofErr w:type="spellEnd"/>
-      <w:r>
-        <w:rPr>
-          <w:lang w:val="ru-RU"/>
-        </w:rPr>
-        <w:t xml:space="preserve"> </w:t>
-      </w:r>
-      <w:proofErr w:type="spellStart"/>
-      <w:r>
-        <w:rPr>
-          <w:lang w:val="ru-RU"/>
-        </w:rPr>
-        <w:t>батальйон</w:t>
-      </w:r>
-      <w:proofErr w:type="spellEnd"/>
-      <w:r>
-        <w:t>у</w:t>
-      </w:r>
-      <w:r>
-        <w:rPr>
-          <w:lang w:val="ru-RU"/>
-        </w:rPr>
-        <w:t xml:space="preserve"> </w:t>
-      </w:r>
-      <w:proofErr w:type="spellStart"/>
-      <w:r>
-        <w:rPr>
-          <w:lang w:val="ru-RU"/>
-        </w:rPr>
-        <w:t>безпілотних</w:t>
-      </w:r>
-      <w:proofErr w:type="spellEnd"/>
-      <w:r>
-        <w:rPr>
-          <w:lang w:val="ru-RU"/>
-        </w:rPr>
-        <w:t xml:space="preserve"> систем</w:t>
-      </w:r>
-      <w:r>
-        <w:t xml:space="preserve"> </w:t>
+      <w:r>
+        <w:rPr>
+          <w:lang w:val="en-US"/>
+        </w:rPr>
+        <w:t>{{</w:t>
+      </w:r>
+      <w:r>
+        <w:rPr>
+          <w:lang w:val="en-UA"/>
+        </w:rPr>
+        <w:t>target_position</w:t>
+      </w:r>
+      <w:r>
+        <w:rPr>
+          <w:lang w:val="en-US"/>
+        </w:rPr>
+        <w:t xml:space="preserve">}} </w:t>
       </w:r>
       <w:r>
         <w:t xml:space="preserve">був відібраний </w:t>
@@ -905,7 +824,7 @@
     <w:lsdException w:name="HTML Sample" w:semiHidden="1" w:unhideWhenUsed="1"/>
     <w:lsdException w:name="HTML Typewriter" w:semiHidden="1" w:unhideWhenUsed="1"/>
     <w:lsdException w:name="HTML Variable" w:semiHidden="1" w:unhideWhenUsed="1"/>
-    <w:lsdException w:name="Normal Table" w:uiPriority="99" w:qFormat="1"/>
+    <w:lsdException w:name="Normal Table" w:semiHidden="1" w:uiPriority="99" w:unhideWhenUsed="1" w:qFormat="1"/>
     <w:lsdException w:name="annotation subject" w:semiHidden="1" w:unhideWhenUsed="1"/>
     <w:lsdException w:name="No List" w:semiHidden="1" w:uiPriority="99" w:unhideWhenUsed="1"/>
     <w:lsdException w:name="Outline List 1" w:semiHidden="1" w:uiPriority="99" w:unhideWhenUsed="1"/>
@@ -948,8 +867,11 @@
     <w:lsdException w:name="Table Contemporary" w:semiHidden="1" w:unhideWhenUsed="1"/>
     <w:lsdException w:name="Table Elegant" w:semiHidden="1" w:unhideWhenUsed="1"/>
     <w:lsdException w:name="Table Professional" w:semiHidden="1" w:unhideWhenUsed="1"/>
+    <w:lsdException w:name="Table Subtle 1" w:semiHidden="1" w:unhideWhenUsed="1"/>
     <w:lsdException w:name="Table Subtle 2" w:semiHidden="1" w:unhideWhenUsed="1"/>
     <w:lsdException w:name="Table Web 1" w:semiHidden="1" w:unhideWhenUsed="1"/>
+    <w:lsdException w:name="Table Web 2" w:semiHidden="1" w:unhideWhenUsed="1"/>
+    <w:lsdException w:name="Table Web 3" w:semiHidden="1" w:unhideWhenUsed="1"/>
     <w:lsdException w:name="Balloon Text" w:semiHidden="1" w:unhideWhenUsed="1"/>
     <w:lsdException w:name="Table Grid" w:qFormat="1"/>
     <w:lsdException w:name="Table Theme" w:semiHidden="1" w:unhideWhenUsed="1"/>
@@ -1206,7 +1128,6 @@
   <w:style w:type="character" w:default="1" w:styleId="DefaultParagraphFont">
     <w:name w:val="Default Paragraph Font"/>
     <w:uiPriority w:val="1"/>
-    <w:semiHidden/>
     <w:unhideWhenUsed/>
   </w:style>
   <w:style w:type="table" w:default="1" w:styleId="TableNormal">
